--- a/Wk3Assgn_Adhikari_R.docx
+++ b/Wk3Assgn_Adhikari_R.docx
@@ -340,51 +340,7 @@
           <w:color w:val="2D3B45"/>
         </w:rPr>
         <w:lastRenderedPageBreak/>
-        <w:t>Introduction</w:t>
-      </w:r>
-    </w:p>
-    <w:p>
-      <w:pPr>
-        <w:spacing w:line="480" w:lineRule="auto"/>
-        <w:rPr>
-          <w:color w:val="777777"/>
-        </w:rPr>
-      </w:pPr>
-      <w:r>
-        <w:t>Workflow and SDLC are considered benefi</w:t>
-      </w:r>
-      <w:r>
-        <w:t>c</w:t>
-      </w:r>
-      <w:r>
-        <w:t>ial in achieving successful patient outcomes in today</w:t>
-      </w:r>
-      <w:r>
-        <w:t>’</w:t>
-      </w:r>
-      <w:r>
-        <w:t xml:space="preserve">s world. Workflow is the sequence of steps performed to achieve specific outcomes. Creating workflow models brings more structure </w:t>
-      </w:r>
-      <w:r>
-        <w:t>to</w:t>
-      </w:r>
-      <w:r>
-        <w:t xml:space="preserve"> the project, on the other hand, </w:t>
-      </w:r>
-      <w:r>
-        <w:t>The systems development life cycle is used to develop and implement information technology offering a road map for the information systems development in a very structured, and methodological way.</w:t>
-      </w:r>
-      <w:r>
-        <w:t xml:space="preserve"> </w:t>
-      </w:r>
-      <w:r>
-        <w:t>The purpose of this paper is to discuss the scenario selected, how SDLC is used, and what workflow model is used along with the recommendation of a better workflow model. The paper also covers the role of Nurse Informatics in this scenario</w:t>
-      </w:r>
-      <w:r>
-        <w:rPr>
-          <w:color w:val="777777"/>
-        </w:rPr>
-        <w:t xml:space="preserve">. </w:t>
+        <w:t>Workflow Models and The Systems Development Life Cycle: Do Workflow Model Analysis</w:t>
       </w:r>
     </w:p>
     <w:p>
@@ -406,22 +362,88 @@
           <w:color w:val="2D3B45"/>
         </w:rPr>
       </w:pPr>
-    </w:p>
-    <w:p>
-      <w:pPr>
-        <w:spacing w:line="480" w:lineRule="auto"/>
+      <w:r>
         <w:rPr>
           <w:b/>
           <w:bCs/>
           <w:color w:val="2D3B45"/>
         </w:rPr>
-      </w:pPr>
-      <w:r>
+        <w:t>Introduction</w:t>
+      </w:r>
+    </w:p>
+    <w:p>
+      <w:pPr>
+        <w:spacing w:line="480" w:lineRule="auto"/>
+        <w:rPr>
+          <w:color w:val="777777"/>
+        </w:rPr>
+      </w:pPr>
+      <w:r>
+        <w:t>Workflow and SDLC are considered benefi</w:t>
+      </w:r>
+      <w:r>
+        <w:t>c</w:t>
+      </w:r>
+      <w:r>
+        <w:t>ial in achieving successful patient outcomes in today</w:t>
+      </w:r>
+      <w:r>
+        <w:t>’</w:t>
+      </w:r>
+      <w:r>
+        <w:t xml:space="preserve">s world. Workflow is the sequence of steps performed to achieve specific outcomes. Creating workflow models brings more structure </w:t>
+      </w:r>
+      <w:r>
+        <w:t>to</w:t>
+      </w:r>
+      <w:r>
+        <w:t xml:space="preserve"> the project, on the other hand, </w:t>
+      </w:r>
+      <w:r>
+        <w:t>The systems development life cycle is used to develop and implement information technology offering a road map for the information systems development in a very structured, and methodological way. The purpose of this paper is to discuss the scenario selected, how SDLC is used, and what workflow model is used along with the recommendation of a better workflow model. The paper also covers the role of Nurse Informatics in this scenario</w:t>
+      </w:r>
+      <w:r>
+        <w:rPr>
+          <w:color w:val="777777"/>
+        </w:rPr>
+        <w:t xml:space="preserve">. </w:t>
+      </w:r>
+    </w:p>
+    <w:p>
+      <w:pPr>
+        <w:spacing w:line="480" w:lineRule="auto"/>
         <w:rPr>
           <w:b/>
           <w:bCs/>
           <w:color w:val="2D3B45"/>
         </w:rPr>
+      </w:pPr>
+    </w:p>
+    <w:p>
+      <w:pPr>
+        <w:spacing w:line="480" w:lineRule="auto"/>
+        <w:rPr>
+          <w:b/>
+          <w:bCs/>
+          <w:color w:val="2D3B45"/>
+        </w:rPr>
+      </w:pPr>
+    </w:p>
+    <w:p>
+      <w:pPr>
+        <w:spacing w:line="480" w:lineRule="auto"/>
+        <w:rPr>
+          <w:b/>
+          <w:bCs/>
+          <w:color w:val="2D3B45"/>
+        </w:rPr>
+      </w:pPr>
+      <w:r>
+        <w:rPr>
+          <w:b/>
+          <w:bCs/>
+          <w:color w:val="2D3B45"/>
+        </w:rPr>
         <w:t>Briefly describe the case study you selected.</w:t>
       </w:r>
     </w:p>
@@ -498,6 +520,7 @@
           <w:color w:val="2D3B45"/>
           <w:shd w:val="clear" w:color="auto" w:fill="FFFFFF"/>
         </w:rPr>
+        <w:lastRenderedPageBreak/>
         <w:t>S</w:t>
       </w:r>
       <w:r>
@@ -526,7 +549,6 @@
           <w:color w:val="666666"/>
           <w:shd w:val="clear" w:color="auto" w:fill="FFFFFF"/>
         </w:rPr>
-        <w:lastRenderedPageBreak/>
         <w:t xml:space="preserve">The systems development life cycle </w:t>
       </w:r>
       <w:r>
@@ -589,13 +611,7 @@
         <w:rPr>
           <w:color w:val="000000"/>
         </w:rPr>
-        <w:t>, 2024)</w:t>
-      </w:r>
-      <w:r>
-        <w:rPr>
-          <w:color w:val="000000"/>
-        </w:rPr>
-        <w:t xml:space="preserve">. </w:t>
+        <w:t xml:space="preserve">, 2024). </w:t>
       </w:r>
       <w:r>
         <w:rPr>
@@ -827,25 +843,7 @@
         <w:rPr>
           <w:color w:val="2D3B45"/>
         </w:rPr>
-        <w:t xml:space="preserve">develop an educational arena </w:t>
-      </w:r>
-      <w:r>
-        <w:rPr>
-          <w:color w:val="2D3B45"/>
-        </w:rPr>
-        <w:t xml:space="preserve">for mothers </w:t>
-      </w:r>
-      <w:r>
-        <w:rPr>
-          <w:color w:val="2D3B45"/>
-        </w:rPr>
-        <w:t xml:space="preserve">where </w:t>
-      </w:r>
-      <w:r>
-        <w:rPr>
-          <w:color w:val="2D3B45"/>
-        </w:rPr>
-        <w:t xml:space="preserve">they could communicate </w:t>
+        <w:t xml:space="preserve">develop an educational arena for mothers where they could communicate </w:t>
       </w:r>
       <w:r>
         <w:rPr>
@@ -869,19 +867,7 @@
         <w:rPr>
           <w:color w:val="2D3B45"/>
         </w:rPr>
-        <w:t xml:space="preserve"> get some medical advice from</w:t>
-      </w:r>
-      <w:r>
-        <w:rPr>
-          <w:color w:val="2D3B45"/>
-        </w:rPr>
-        <w:t xml:space="preserve"> Dr Berth’s office</w:t>
-      </w:r>
-      <w:r>
-        <w:rPr>
-          <w:color w:val="2D3B45"/>
-        </w:rPr>
-        <w:t xml:space="preserve"> that falls under Design. In this step, Plans are laid out regarding the issue. In </w:t>
+        <w:t xml:space="preserve"> get some medical advice from Dr Berth’s office that falls under Design. In this step, Plans are laid out regarding the issue. In </w:t>
       </w:r>
       <w:r>
         <w:rPr>
@@ -1034,7 +1020,14 @@
         <w:rPr>
           <w:color w:val="2D3B45"/>
         </w:rPr>
-        <w:t xml:space="preserve"> there will be Upkeep and maintenance, the hardware and software </w:t>
+        <w:t xml:space="preserve"> there will be Upkeep and </w:t>
+      </w:r>
+      <w:r>
+        <w:rPr>
+          <w:color w:val="2D3B45"/>
+        </w:rPr>
+        <w:lastRenderedPageBreak/>
+        <w:t xml:space="preserve">maintenance, the hardware and software </w:t>
       </w:r>
       <w:r>
         <w:rPr>
@@ -1250,13 +1243,7 @@
         <w:rPr>
           <w:color w:val="000000"/>
         </w:rPr>
-        <w:t>(Joanne, 2023)</w:t>
-      </w:r>
-      <w:r>
-        <w:rPr>
-          <w:color w:val="000000"/>
-        </w:rPr>
-        <w:t xml:space="preserve"> </w:t>
+        <w:t xml:space="preserve">(Joanne, 2023) </w:t>
       </w:r>
       <w:r>
         <w:rPr>
@@ -1494,7 +1481,6 @@
           <w:color w:val="2D3B45"/>
           <w:shd w:val="clear" w:color="auto" w:fill="FFFFFF"/>
         </w:rPr>
-        <w:lastRenderedPageBreak/>
         <w:t>H</w:t>
       </w:r>
       <w:r>
@@ -2037,25 +2023,13 @@
         <w:rPr>
           <w:color w:val="666666"/>
         </w:rPr>
-        <w:t>recognize the challenge and necessity of collecting meaningful data to properly deliver care</w:t>
-      </w:r>
-      <w:r>
-        <w:rPr>
-          <w:color w:val="666666"/>
-        </w:rPr>
-        <w:t xml:space="preserve"> </w:t>
-      </w:r>
-      <w:r>
-        <w:rPr>
-          <w:color w:val="000000"/>
-        </w:rPr>
-        <w:t>(Dane, 2024)</w:t>
-      </w:r>
-      <w:r>
-        <w:rPr>
-          <w:color w:val="000000"/>
-        </w:rPr>
-        <w:t xml:space="preserve"> can be benefi</w:t>
+        <w:t xml:space="preserve">recognize the challenge and necessity of collecting meaningful data to properly deliver care </w:t>
+      </w:r>
+      <w:r>
+        <w:rPr>
+          <w:color w:val="000000"/>
+        </w:rPr>
+        <w:t>(Dane, 2024) can be benefi</w:t>
       </w:r>
       <w:r>
         <w:rPr>
@@ -2306,16 +2280,7 @@
           <w:shd w:val="clear" w:color="auto" w:fill="FFFFFF"/>
           <w:lang w:val="en"/>
         </w:rPr>
-        <w:t xml:space="preserve">According to himms.org, </w:t>
-      </w:r>
-      <w:r>
-        <w:rPr>
-          <w:rStyle w:val="hgkelc"/>
-          <w:color w:val="202124"/>
-          <w:shd w:val="clear" w:color="auto" w:fill="FFFFFF"/>
-          <w:lang w:val="en"/>
-        </w:rPr>
-        <w:t>Nurs</w:t>
+        <w:t>According to himms.org, Nurs</w:t>
       </w:r>
       <w:r>
         <w:rPr>
@@ -2817,7 +2782,7 @@
           <w:color w:val="000000"/>
         </w:rPr>
       </w:pPr>
-      <w:hyperlink r:id="rId9" w:history="1">
+      <w:hyperlink r:id="rId9" w:anchor=":~:text=Increased%20efficiency%3A%20CDSS%20can%20reduce,information%20and%20automating%20certain%20processes" w:history="1">
         <w:r>
           <w:rPr>
             <w:rStyle w:val="Hyperlink"/>
@@ -3056,7 +3021,7 @@
           <w:color w:val="000000"/>
         </w:rPr>
       </w:pPr>
-      <w:hyperlink r:id="rId12" w:history="1">
+      <w:hyperlink r:id="rId12" w:anchor=":~:text=The%20systems%20development%20life%20cycle,technical%20and%20non%2Dtechnical%20systems" w:history="1">
         <w:r>
           <w:rPr>
             <w:rStyle w:val="Hyperlink"/>
